--- a/WeeklyReport/WeeklyProjectLog-11-03-25.docx
+++ b/WeeklyReport/WeeklyProjectLog-11-03-25.docx
@@ -584,15 +584,7 @@
                 <w:sz w:val="24"/>
                 <w:szCs w:val="24"/>
               </w:rPr>
-              <w:t>Camera Table</w:t>
-            </w:r>
-            <w:r>
-              <w:rPr>
-                <w:rFonts w:asciiTheme="majorHAnsi" w:eastAsia="Times New Roman" w:hAnsiTheme="majorHAnsi" w:cstheme="majorHAnsi"/>
-                <w:sz w:val="24"/>
-                <w:szCs w:val="24"/>
-              </w:rPr>
-              <w:t xml:space="preserve"> Created and now displaying correct ID and location on main page</w:t>
+              <w:t>Camera Table Created and now displaying correct ID and location on main page</w:t>
             </w:r>
           </w:p>
         </w:tc>
@@ -1097,6 +1089,10 @@
             <w:pPr>
               <w:pStyle w:val="ListParagraph"/>
               <w:widowControl w:val="0"/>
+              <w:numPr>
+                <w:ilvl w:val="0"/>
+                <w:numId w:val="1"/>
+              </w:numPr>
               <w:pBdr>
                 <w:top w:val="nil"/>
                 <w:left w:val="nil"/>
@@ -1111,6 +1107,14 @@
                 <w:szCs w:val="24"/>
               </w:rPr>
             </w:pPr>
+            <w:r>
+              <w:rPr>
+                <w:rFonts w:asciiTheme="majorHAnsi" w:eastAsia="Times New Roman" w:hAnsiTheme="majorHAnsi" w:cstheme="majorHAnsi"/>
+                <w:sz w:val="24"/>
+                <w:szCs w:val="24"/>
+              </w:rPr>
+              <w:t>Email notifications</w:t>
+            </w:r>
           </w:p>
         </w:tc>
       </w:tr>
